--- a/Templates/промежуточные_особые/внести Обездвижка/Определение БД не гп залог.docx
+++ b/Templates/промежуточные_особые/внести Обездвижка/Определение БД не гп залог.docx
@@ -403,7 +403,7 @@
     <w:p>
       <w:pPr>
         <w:tabs>
-          <w:tab w:val="left" w:pos="6300"/>
+          <w:tab w:pos="9354" w:val="right"/>
         </w:tabs>
         <w:rPr>
           <w:bCs/>
@@ -430,28 +430,26 @@
           <w:sz w:val="22"/>
           <w:szCs w:val="22"/>
         </w:rPr>
-        <w:t xml:space="preserve">                                                            </w:t>
+        <w:tab/>
       </w:r>
       <w:r>
         <w:rPr>
           <w:sz w:val="22"/>
           <w:szCs w:val="22"/>
         </w:rPr>
-        <w:t xml:space="preserve">                                       </w:t>
       </w:r>
       <w:r>
         <w:rPr>
           <w:sz w:val="22"/>
           <w:szCs w:val="22"/>
         </w:rPr>
-        <w:t xml:space="preserve">     </w:t>
       </w:r>
       <w:r>
         <w:rPr>
           <w:sz w:val="22"/>
           <w:szCs w:val="22"/>
         </w:rPr>
-        <w:t xml:space="preserve"> Дело № А53-[1]-</w:t>
+        <w:t>Дело № А53-[1]-</w:t>
       </w:r>
       <w:r>
         <w:rPr>
@@ -1472,6 +1470,9 @@
     </w:p>
     <w:p>
       <w:pPr>
+        <w:tabs>
+          <w:tab w:pos="9354" w:val="right"/>
+        </w:tabs>
         <w:jc w:val="both"/>
         <w:rPr>
           <w:sz w:val="22"/>
@@ -1484,7 +1485,8 @@
           <w:sz w:val="22"/>
           <w:szCs w:val="22"/>
         </w:rPr>
-        <w:t xml:space="preserve">Судья                                                                                                                            </w:t>
+        <w:t>Судья</w:t>
+        <w:tab/>
       </w:r>
       <w:r>
         <w:rPr>
